--- a/output/standards_register/ALP_codes_standards_permits_register.docx
+++ b/output/standards_register/ALP_codes_standards_permits_register.docx
@@ -18393,7 +18393,7 @@
       <w:rPr>
         <w:sz w:val="14"/>
       </w:rPr>
-      <w:t>engine standards_register v1.0.0 | data b66cf958da23f2cb | generated 2026-09-28 - generated from the project database; do not edit</w:t>
+      <w:t>engine standards_register v1.0.0 | data 3e839f9140767e6b | generated 2026-09-28 - generated from the project database; do not edit</w:t>
     </w:r>
   </w:p>
 </w:ftr>

--- a/output/standards_register/ALP_codes_standards_permits_register.docx
+++ b/output/standards_register/ALP_codes_standards_permits_register.docx
@@ -18393,7 +18393,7 @@
       <w:rPr>
         <w:sz w:val="14"/>
       </w:rPr>
-      <w:t>engine standards_register v1.0.0 | data 3e839f9140767e6b | generated 2026-09-28 - generated from the project database; do not edit</w:t>
+      <w:t>engine standards_register v1.0.0 | data 4e7f6cc86d38a5af | generated 2026-09-28 - generated from the project database; do not edit</w:t>
     </w:r>
   </w:p>
 </w:ftr>

--- a/output/standards_register/ALP_codes_standards_permits_register.docx
+++ b/output/standards_register/ALP_codes_standards_permits_register.docx
@@ -18393,7 +18393,7 @@
       <w:rPr>
         <w:sz w:val="14"/>
       </w:rPr>
-      <w:t>engine standards_register v1.0.0 | data 4e7f6cc86d38a5af | generated 2026-09-28 - generated from the project database; do not edit</w:t>
+      <w:t>engine standards_register v1.0.0 | data 7a1769b572d55212 | generated 2026-09-28 - generated from the project database; do not edit</w:t>
     </w:r>
   </w:p>
 </w:ftr>

--- a/output/standards_register/ALP_codes_standards_permits_register.docx
+++ b/output/standards_register/ALP_codes_standards_permits_register.docx
@@ -18393,7 +18393,7 @@
       <w:rPr>
         <w:sz w:val="14"/>
       </w:rPr>
-      <w:t>engine standards_register v1.0.0 | data 7a1769b572d55212 | generated 2026-09-28 - generated from the project database; do not edit</w:t>
+      <w:t>engine standards_register v1.0.0 | data a453b27ac859f0b5 | generated 2026-09-28 - generated from the project database; do not edit</w:t>
     </w:r>
   </w:p>
 </w:ftr>

--- a/output/standards_register/ALP_codes_standards_permits_register.docx
+++ b/output/standards_register/ALP_codes_standards_permits_register.docx
@@ -18393,7 +18393,7 @@
       <w:rPr>
         <w:sz w:val="14"/>
       </w:rPr>
-      <w:t>engine standards_register v1.0.0 | data a453b27ac859f0b5 | generated 2026-09-28 - generated from the project database; do not edit</w:t>
+      <w:t>engine standards_register v1.0.0 | data 4d33db05aa4b48e7 | generated 2026-09-29 - generated from the project database; do not edit</w:t>
     </w:r>
   </w:p>
 </w:ftr>
